--- a/Projet/Projet Intersemestre 2022 SLAM - Tuna Kirkoc.docx
+++ b/Projet/Projet Intersemestre 2022 SLAM - Tuna Kirkoc.docx
@@ -35,6 +35,20 @@
     <w:p/>
     <w:p>
       <w:r>
+        <w:t xml:space="preserve">Le site est sur : </w:t>
+      </w:r>
+      <w:hyperlink r:id="rId4" w:history="1">
+        <w:r>
+          <w:rPr>
+            <w:rStyle w:val="Lienhypertexte"/>
+          </w:rPr>
+          <w:t>https://tuna.kirkoc.fr/</w:t>
+        </w:r>
+      </w:hyperlink>
+    </w:p>
+    <w:p/>
+    <w:p>
+      <w:r>
         <w:t>Question 1 :</w:t>
       </w:r>
     </w:p>
@@ -42,19 +56,13 @@
       <w:r>
         <w:t>Bootstrap est un</w:t>
       </w:r>
-      <w:hyperlink r:id="rId4" w:history="1">
+      <w:hyperlink r:id="rId5" w:history="1">
         <w:r>
           <w:t> framework</w:t>
         </w:r>
       </w:hyperlink>
       <w:r>
-        <w:t xml:space="preserve"> qui </w:t>
-      </w:r>
-      <w:r>
-        <w:t>fournit aux développeurs des outils pour créer un site facilement</w:t>
-      </w:r>
-      <w:r>
-        <w:t>.</w:t>
+        <w:t xml:space="preserve"> qui fournit aux développeurs des outils pour créer un site facilement.</w:t>
       </w:r>
     </w:p>
     <w:p>
@@ -64,19 +72,13 @@
     </w:p>
     <w:p>
       <w:r>
-        <w:t xml:space="preserve">Bootstrap est pensé pour développer des sites avec </w:t>
-      </w:r>
-      <w:r>
-        <w:t xml:space="preserve">un design </w:t>
+        <w:t xml:space="preserve">Bootstrap est pensé pour développer des sites avec un design </w:t>
       </w:r>
       <w:r>
         <w:t>responsive</w:t>
       </w:r>
       <w:r>
-        <w:t xml:space="preserve">, qui s'adapte à tout type d'écran, et en priorité pour les smartphones. Il fournit des outils avec des styles déjà en place pour des typographies, des boutons, des interfaces de navigation et </w:t>
-      </w:r>
-      <w:r>
-        <w:t>etc.</w:t>
+        <w:t>, qui s'adapte à tout type d'écran, et en priorité pour les smartphones. Il fournit des outils avec des styles déjà en place pour des typographies, des boutons, des interfaces de navigation et etc.</w:t>
       </w:r>
     </w:p>
     <w:p>
@@ -138,12 +140,168 @@
     </w:p>
     <w:p>
       <w:r>
-        <w:t>UTF-8 signif</w:t>
+        <w:t>UTF-8 signifie "UCS transformation format 8 bits"</w:t>
+      </w:r>
+    </w:p>
+    <w:p>
+      <w:r>
+        <w:t>Question 6 :</w:t>
+      </w:r>
+    </w:p>
+    <w:p>
+      <w:r>
+        <w:t xml:space="preserve">Le référencement </w:t>
+      </w:r>
+      <w:r>
+        <w:t>vise à améliorer le positionnement de votre site internet dans les pages de résultats des moteurs de recherche et augmenter votre visibilité.</w:t>
+      </w:r>
+    </w:p>
+    <w:p>
+      <w:r>
+        <w:t>Question 7</w:t>
+      </w:r>
+      <w:r>
+        <w:t> :</w:t>
+      </w:r>
+    </w:p>
+    <w:p>
+      <w:r>
+        <w:t xml:space="preserve">Le </w:t>
+      </w:r>
+      <w:proofErr w:type="spellStart"/>
+      <w:r>
+        <w:t>framework</w:t>
+      </w:r>
+      <w:proofErr w:type="spellEnd"/>
+      <w:r>
+        <w:t xml:space="preserve"> </w:t>
+      </w:r>
+      <w:proofErr w:type="spellStart"/>
+      <w:r>
+        <w:t>Bootstrap</w:t>
+      </w:r>
+      <w:proofErr w:type="spellEnd"/>
+      <w:r>
+        <w:t xml:space="preserve"> est donc un ensemble de fichiers CSS et JavaScript qui contiennent des règles prédéfinies et qui définissent des composants.</w:t>
+      </w:r>
+    </w:p>
+    <w:p>
+      <w:r>
+        <w:t>Question 8</w:t>
+      </w:r>
+      <w:r>
+        <w:t xml:space="preserve"> :</w:t>
+      </w:r>
+    </w:p>
+    <w:p>
+      <w:r>
+        <w:t xml:space="preserve">Pour créer une barre de navigation avec </w:t>
+      </w:r>
+      <w:proofErr w:type="spellStart"/>
+      <w:r>
+        <w:t>Bootstrap</w:t>
+      </w:r>
+      <w:proofErr w:type="spellEnd"/>
+      <w:r>
+        <w:t>, on va d</w:t>
+      </w:r>
+      <w:r>
+        <w:t>éjà devoir ajouter une classe « </w:t>
+      </w:r>
+      <w:proofErr w:type="spellStart"/>
+      <w:r>
+        <w:t>navbar</w:t>
+      </w:r>
+      <w:proofErr w:type="spellEnd"/>
+      <w:r>
+        <w:t> »</w:t>
+      </w:r>
+      <w:r>
+        <w:t xml:space="preserve"> à un élément qui va servir de conteneur à notre barre de navigation</w:t>
+      </w:r>
+    </w:p>
+    <w:p>
+      <w:r>
+        <w:t>Question 9</w:t>
+      </w:r>
+      <w:r>
+        <w:t xml:space="preserve"> :</w:t>
+      </w:r>
+    </w:p>
+    <w:p>
+      <w:r>
+        <w:t xml:space="preserve">Antibuée à l’image la classe </w:t>
+      </w:r>
+      <w:proofErr w:type="spellStart"/>
+      <w:r>
+        <w:t>img-fluid</w:t>
+      </w:r>
+      <w:proofErr w:type="spellEnd"/>
+      <w:r>
+        <w:t>.</w:t>
+      </w:r>
+    </w:p>
+    <w:p/>
+    <w:p>
+      <w:r>
+        <w:t>Question 10 :</w:t>
+      </w:r>
+    </w:p>
+    <w:p>
+      <w:r>
+        <w:t>Apache</w:t>
+      </w:r>
+      <w:r>
+        <w:t>2</w:t>
+      </w:r>
+      <w:r>
+        <w:t xml:space="preserve"> est un logiciel de serveur web gratuit et open-source qui alimente environ 46% des sites web à travers le monde.</w:t>
+      </w:r>
+    </w:p>
+    <w:p>
+      <w:r>
+        <w:t>Question 11 :</w:t>
+      </w:r>
+    </w:p>
+    <w:p>
+      <w:r>
+        <w:t>/var/www/html/</w:t>
+      </w:r>
+    </w:p>
+    <w:p>
+      <w:r>
+        <w:t>Question 12 :</w:t>
+      </w:r>
+    </w:p>
+    <w:p>
+      <w:r>
+        <w:t>C’est pour faire le lien entre le site web et une base de données (grâce à PHP)</w:t>
+      </w:r>
+    </w:p>
+    <w:p>
+      <w:r>
+        <w:t xml:space="preserve">Question 12 : </w:t>
+      </w:r>
+    </w:p>
+    <w:p>
+      <w:r>
+        <w:t>C’est pour installer un serveur F</w:t>
       </w:r>
       <w:bookmarkStart w:id="0" w:name="_GoBack"/>
       <w:bookmarkEnd w:id="0"/>
       <w:r>
-        <w:t>ie "UCS transformation format 8 bits"</w:t>
+        <w:t>TP</w:t>
+      </w:r>
+      <w:r>
+        <w:t xml:space="preserve">, pour y connecter il faudra un logiciel client FTP (Filezilla, </w:t>
+      </w:r>
+      <w:proofErr w:type="spellStart"/>
+      <w:r>
+        <w:t>WinSCP</w:t>
+      </w:r>
+      <w:proofErr w:type="spellEnd"/>
+      <w:r>
+        <w:t>)</w:t>
       </w:r>
     </w:p>
     <w:sectPr>
@@ -624,7 +782,6 @@
     <w:name w:val="Hyperlink"/>
     <w:basedOn w:val="Policepardfaut"/>
     <w:uiPriority w:val="99"/>
-    <w:semiHidden/>
     <w:unhideWhenUsed/>
     <w:rsid w:val="000647D5"/>
     <w:rPr>

--- a/Projet/Projet Intersemestre 2022 SLAM - Tuna Kirkoc.docx
+++ b/Projet/Projet Intersemestre 2022 SLAM - Tuna Kirkoc.docx
@@ -158,10 +158,7 @@
     </w:p>
     <w:p>
       <w:r>
-        <w:t>Question 7</w:t>
-      </w:r>
-      <w:r>
-        <w:t> :</w:t>
+        <w:t>Question 7 :</w:t>
       </w:r>
     </w:p>
     <w:p>
@@ -260,6 +257,7 @@
     </w:p>
     <w:p>
       <w:r>
+        <w:lastRenderedPageBreak/>
         <w:t>Question 11 :</w:t>
       </w:r>
     </w:p>
@@ -285,24 +283,65 @@
     </w:p>
     <w:p>
       <w:r>
-        <w:t>C’est pour installer un serveur F</w:t>
+        <w:t>C’est pour installer un serveur FTP</w:t>
+      </w:r>
+      <w:r>
+        <w:t xml:space="preserve">, pour y connecter il faudra un logiciel client FTP (Filezilla, </w:t>
+      </w:r>
+      <w:proofErr w:type="spellStart"/>
+      <w:r>
+        <w:t>WinSCP</w:t>
+      </w:r>
+      <w:proofErr w:type="spellEnd"/>
+      <w:r>
+        <w:t>)</w:t>
+      </w:r>
+    </w:p>
+    <w:p/>
+    <w:p>
+      <w:r>
+        <w:rPr>
+          <w:noProof/>
+          <w:lang w:eastAsia="fr-FR"/>
+        </w:rPr>
+        <w:drawing>
+          <wp:inline distT="0" distB="0" distL="0" distR="0" wp14:anchorId="43B017CE" wp14:editId="7D782BDA">
+            <wp:extent cx="3476625" cy="1047750"/>
+            <wp:effectExtent l="0" t="0" r="9525" b="0"/>
+            <wp:docPr id="1" name="Image 1"/>
+            <wp:cNvGraphicFramePr>
+              <a:graphicFrameLocks xmlns:a="http://schemas.openxmlformats.org/drawingml/2006/main" noChangeAspect="1"/>
+            </wp:cNvGraphicFramePr>
+            <a:graphic xmlns:a="http://schemas.openxmlformats.org/drawingml/2006/main">
+              <a:graphicData uri="http://schemas.openxmlformats.org/drawingml/2006/picture">
+                <pic:pic xmlns:pic="http://schemas.openxmlformats.org/drawingml/2006/picture">
+                  <pic:nvPicPr>
+                    <pic:cNvPr id="1" name=""/>
+                    <pic:cNvPicPr/>
+                  </pic:nvPicPr>
+                  <pic:blipFill>
+                    <a:blip r:embed="rId6"/>
+                    <a:stretch>
+                      <a:fillRect/>
+                    </a:stretch>
+                  </pic:blipFill>
+                  <pic:spPr>
+                    <a:xfrm>
+                      <a:off x="0" y="0"/>
+                      <a:ext cx="3476625" cy="1047750"/>
+                    </a:xfrm>
+                    <a:prstGeom prst="rect">
+                      <a:avLst/>
+                    </a:prstGeom>
+                  </pic:spPr>
+                </pic:pic>
+              </a:graphicData>
+            </a:graphic>
+          </wp:inline>
+        </w:drawing>
       </w:r>
       <w:bookmarkStart w:id="0" w:name="_GoBack"/>
       <w:bookmarkEnd w:id="0"/>
-      <w:r>
-        <w:t>TP</w:t>
-      </w:r>
-      <w:r>
-        <w:t xml:space="preserve">, pour y connecter il faudra un logiciel client FTP (Filezilla, </w:t>
-      </w:r>
-      <w:proofErr w:type="spellStart"/>
-      <w:r>
-        <w:t>WinSCP</w:t>
-      </w:r>
-      <w:proofErr w:type="spellEnd"/>
-      <w:r>
-        <w:t>)</w:t>
-      </w:r>
     </w:p>
     <w:sectPr>
       <w:pgSz w:w="11906" w:h="16838"/>
